--- a/Assignment_10_SanAngelo.docx
+++ b/Assignment_10_SanAngelo.docx
@@ -67,7 +67,19 @@
         <w:rPr>
           <w:rFonts w:ascii="Arial" w:hAnsi="Arial" w:cs="Arial"/>
         </w:rPr>
-        <w:t xml:space="preserve"> Most observations fall outside that range. While these species are most frequently observed during summer months, their recorded positions suggest that summer construction would not be a direct risk to their habitat. Given this information, I believe the bike path can be constructed without interfering with habitat of these species and can ensure their safety.</w:t>
+        <w:t xml:space="preserve"> Most observations fall outside that range. While these species are most frequently observed during summer months, their recorded positions suggest that summer construction would not be a direct risk to their habitat. Given this information, I believe the bike path can be constructed without interfering with </w:t>
+      </w:r>
+      <w:r>
+        <w:rPr>
+          <w:rFonts w:ascii="Arial" w:hAnsi="Arial" w:cs="Arial"/>
+        </w:rPr>
+        <w:t>the habitat</w:t>
+      </w:r>
+      <w:r>
+        <w:rPr>
+          <w:rFonts w:ascii="Arial" w:hAnsi="Arial" w:cs="Arial"/>
+        </w:rPr>
+        <w:t xml:space="preserve"> of these species and can ensure their safety.</w:t>
       </w:r>
     </w:p>
     <w:p>
